--- a/downloads/teacher/05 Materials/Unit 04/Slides/Slides 04.05 - Green Choices Waste Reuse Materials and Safety and Conservation Quiz.docx
+++ b/downloads/teacher/05 Materials/Unit 04/Slides/Slides 04.05 - Green Choices Waste Reuse Materials and Safety and Conservation Quiz.docx
@@ -19,244 +19,220 @@
       <w:r>
         <w:t xml:space="preserve">Slide outline for Lesson 4.5. Nine slides, one day; the quiz takes the last fifteen minutes and needs no slides after slide 8.</w:t>
       </w:r>
+    </w:p>
+    <w:p>
+      <w:pPr>
+        <w:pStyle w:val="Heading2"/>
+      </w:pPr>
+      <w:bookmarkStart w:id="21" w:name="slide-1-green-choices"/>
+      <w:r>
+        <w:t xml:space="preserve">Slide 1: Green Choices</w:t>
+      </w:r>
+      <w:bookmarkEnd w:id="21"/>
+    </w:p>
+    <w:p>
+      <w:pPr>
+        <w:numPr>
+          <w:ilvl w:val="0"/>
+          <w:numId w:val="1001"/>
+        </w:numPr>
+        <w:pStyle w:val="Compact"/>
+      </w:pPr>
+      <w:r>
+        <w:t xml:space="preserve">Lesson 4.5</w:t>
+      </w:r>
+    </w:p>
+    <w:p>
+      <w:pPr>
+        <w:numPr>
+          <w:ilvl w:val="0"/>
+          <w:numId w:val="1001"/>
+        </w:numPr>
+        <w:pStyle w:val="Compact"/>
+      </w:pPr>
+      <w:r>
+        <w:t xml:space="preserve">Today: where everything goes, what makes a room green, one room fixed</w:t>
+      </w:r>
+    </w:p>
+    <w:p>
+      <w:pPr>
+        <w:numPr>
+          <w:ilvl w:val="0"/>
+          <w:numId w:val="1001"/>
+        </w:numPr>
+        <w:pStyle w:val="Compact"/>
+      </w:pPr>
+      <w:r>
+        <w:t xml:space="preserve">Then: the Home Safety and Conservation Quiz, fifteen minutes, starts at minute 23</w:t>
+      </w:r>
       <w:r>
         <w:t xml:space="preserve"> </w:t>
       </w:r>
       <w:r>
-        <w:rPr>
-          <w:rStyle w:val="TeacherNote"/>
-        </w:rPr>
-        <w:t xml:space="preserve">[Sal: slide 4 needs your town’s real recycling rules.]</w:t>
+        <w:t xml:space="preserve">Image: a glass jar full of pencils next to a cardboard box labeled</w:t>
+      </w:r>
+      <w:r>
+        <w:t xml:space="preserve"> </w:t>
+      </w:r>
+      <w:r>
+        <w:t xml:space="preserve">“</w:t>
+      </w:r>
+      <w:r>
+        <w:t xml:space="preserve">winter.</w:t>
+      </w:r>
+      <w:r>
+        <w:t xml:space="preserve">”</w:t>
       </w:r>
     </w:p>
     <w:p>
       <w:pPr>
         <w:pStyle w:val="Heading2"/>
       </w:pPr>
-      <w:bookmarkStart w:id="21" w:name="slide-1-green-choices"/>
-      <w:r>
-        <w:t xml:space="preserve">Slide 1: Green Choices</w:t>
-      </w:r>
-      <w:bookmarkEnd w:id="21"/>
-    </w:p>
-    <w:p>
-      <w:pPr>
-        <w:numPr>
-          <w:ilvl w:val="0"/>
-          <w:numId w:val="1001"/>
-        </w:numPr>
-        <w:pStyle w:val="Compact"/>
-      </w:pPr>
-      <w:r>
-        <w:t xml:space="preserve">Lesson 4.5</w:t>
-      </w:r>
-    </w:p>
-    <w:p>
-      <w:pPr>
-        <w:numPr>
-          <w:ilvl w:val="0"/>
-          <w:numId w:val="1001"/>
-        </w:numPr>
-        <w:pStyle w:val="Compact"/>
-      </w:pPr>
-      <w:r>
-        <w:t xml:space="preserve">Today: where everything goes, what makes a room green, one room fixed</w:t>
-      </w:r>
-    </w:p>
-    <w:p>
-      <w:pPr>
-        <w:numPr>
-          <w:ilvl w:val="0"/>
-          <w:numId w:val="1001"/>
-        </w:numPr>
-        <w:pStyle w:val="Compact"/>
-      </w:pPr>
-      <w:r>
-        <w:t xml:space="preserve">Then: the Home Safety and Conservation Quiz, fifteen minutes, starts at minute 23</w:t>
+      <w:bookmarkStart w:id="22" w:name="slide-2-do-now"/>
+      <w:r>
+        <w:t xml:space="preserve">Slide 2: Do now</w:t>
+      </w:r>
+      <w:bookmarkEnd w:id="22"/>
+    </w:p>
+    <w:p>
+      <w:pPr>
+        <w:numPr>
+          <w:ilvl w:val="0"/>
+          <w:numId w:val="1002"/>
+        </w:numPr>
+        <w:pStyle w:val="Compact"/>
+      </w:pPr>
+      <w:r>
+        <w:t xml:space="preserve">List everything you threw away yesterday that you remember</w:t>
+      </w:r>
+    </w:p>
+    <w:p>
+      <w:pPr>
+        <w:numPr>
+          <w:ilvl w:val="0"/>
+          <w:numId w:val="1002"/>
+        </w:numPr>
+        <w:pStyle w:val="Compact"/>
+      </w:pPr>
+      <w:r>
+        <w:t xml:space="preserve">Star anything that could have been reused or recycled</w:t>
+      </w:r>
+    </w:p>
+    <w:p>
+      <w:pPr>
+        <w:numPr>
+          <w:ilvl w:val="0"/>
+          <w:numId w:val="1002"/>
+        </w:numPr>
+        <w:pStyle w:val="Compact"/>
+      </w:pPr>
+      <w:r>
+        <w:t xml:space="preserve">Two minutes</w:t>
       </w:r>
       <w:r>
         <w:t xml:space="preserve"> </w:t>
       </w:r>
       <w:r>
-        <w:t xml:space="preserve">Image: a glass jar full of pencils next to a cardboard box labeled</w:t>
+        <w:t xml:space="preserve">Notes: Hand vote: who starred at least half. Hook with the T-shirt and the working charger: which is trash? Neither.</w:t>
+      </w:r>
+    </w:p>
+    <w:p>
+      <w:pPr>
+        <w:pStyle w:val="Heading2"/>
+      </w:pPr>
+      <w:bookmarkStart w:id="23" w:name="slide-3-the-four-rs-in-order"/>
+      <w:r>
+        <w:t xml:space="preserve">Slide 3: The four Rs, in order</w:t>
+      </w:r>
+      <w:bookmarkEnd w:id="23"/>
+    </w:p>
+    <w:p>
+      <w:pPr>
+        <w:numPr>
+          <w:ilvl w:val="0"/>
+          <w:numId w:val="1003"/>
+        </w:numPr>
+        <w:pStyle w:val="Compact"/>
+      </w:pPr>
+      <w:r>
+        <w:t xml:space="preserve">Reduce: do not bring it in</w:t>
+      </w:r>
+    </w:p>
+    <w:p>
+      <w:pPr>
+        <w:numPr>
+          <w:ilvl w:val="0"/>
+          <w:numId w:val="1003"/>
+        </w:numPr>
+        <w:pStyle w:val="Compact"/>
+      </w:pPr>
+      <w:r>
+        <w:t xml:space="preserve">Reuse: give it a second job</w:t>
+      </w:r>
+    </w:p>
+    <w:p>
+      <w:pPr>
+        <w:numPr>
+          <w:ilvl w:val="0"/>
+          <w:numId w:val="1003"/>
+        </w:numPr>
+        <w:pStyle w:val="Compact"/>
+      </w:pPr>
+      <w:r>
+        <w:t xml:space="preserve">Recycle: by the local rules, so it becomes something new</w:t>
+      </w:r>
+    </w:p>
+    <w:p>
+      <w:pPr>
+        <w:numPr>
+          <w:ilvl w:val="0"/>
+          <w:numId w:val="1003"/>
+        </w:numPr>
+        <w:pStyle w:val="Compact"/>
+      </w:pPr>
+      <w:r>
+        <w:t xml:space="preserve">Compost (</w:t>
+      </w:r>
+      <w:r>
+        <w:t xml:space="preserve">“</w:t>
+      </w:r>
+      <w:r>
+        <w:t xml:space="preserve">rot</w:t>
+      </w:r>
+      <w:r>
+        <w:t xml:space="preserve">”</w:t>
+      </w:r>
+      <w:r>
+        <w:t xml:space="preserve">): food scraps and yard waste become soil</w:t>
+      </w:r>
+    </w:p>
+    <w:p>
+      <w:pPr>
+        <w:numPr>
+          <w:ilvl w:val="0"/>
+          <w:numId w:val="1003"/>
+        </w:numPr>
+        <w:pStyle w:val="Compact"/>
+      </w:pPr>
+      <w:r>
+        <w:t xml:space="preserve">The order matters. Reduce does the least harm. Recycling still costs energy.</w:t>
       </w:r>
       <w:r>
         <w:t xml:space="preserve"> </w:t>
       </w:r>
       <w:r>
-        <w:t xml:space="preserve">“</w:t>
-      </w:r>
-      <w:r>
-        <w:t xml:space="preserve">winter.</w:t>
-      </w:r>
-      <w:r>
-        <w:t xml:space="preserve">”</w:t>
+        <w:t xml:space="preserve">Image: four bins in a row with an arrow getting smaller from left to right.</w:t>
       </w:r>
     </w:p>
     <w:p>
       <w:pPr>
         <w:pStyle w:val="Heading2"/>
       </w:pPr>
-      <w:bookmarkStart w:id="22" w:name="slide-2-do-now"/>
-      <w:r>
-        <w:t xml:space="preserve">Slide 2: Do now</w:t>
-      </w:r>
-      <w:bookmarkEnd w:id="22"/>
-    </w:p>
-    <w:p>
-      <w:pPr>
-        <w:numPr>
-          <w:ilvl w:val="0"/>
-          <w:numId w:val="1002"/>
-        </w:numPr>
-        <w:pStyle w:val="Compact"/>
-      </w:pPr>
-      <w:r>
-        <w:t xml:space="preserve">List everything you threw away yesterday that you remember</w:t>
-      </w:r>
-    </w:p>
-    <w:p>
-      <w:pPr>
-        <w:numPr>
-          <w:ilvl w:val="0"/>
-          <w:numId w:val="1002"/>
-        </w:numPr>
-        <w:pStyle w:val="Compact"/>
-      </w:pPr>
-      <w:r>
-        <w:t xml:space="preserve">Star anything that could have been reused or recycled</w:t>
-      </w:r>
-    </w:p>
-    <w:p>
-      <w:pPr>
-        <w:numPr>
-          <w:ilvl w:val="0"/>
-          <w:numId w:val="1002"/>
-        </w:numPr>
-        <w:pStyle w:val="Compact"/>
-      </w:pPr>
-      <w:r>
-        <w:t xml:space="preserve">Two minutes</w:t>
-      </w:r>
-      <w:r>
-        <w:t xml:space="preserve"> </w:t>
-      </w:r>
-      <w:r>
-        <w:t xml:space="preserve">Notes: Hand vote: who starred at least half. Hook with the T-shirt and the working charger: which is trash? Neither.</w:t>
-      </w:r>
-    </w:p>
-    <w:p>
-      <w:pPr>
-        <w:pStyle w:val="Heading2"/>
-      </w:pPr>
-      <w:bookmarkStart w:id="23" w:name="slide-3-the-four-rs-in-order"/>
-      <w:r>
-        <w:t xml:space="preserve">Slide 3: The four Rs, in order</w:t>
-      </w:r>
-      <w:bookmarkEnd w:id="23"/>
-    </w:p>
-    <w:p>
-      <w:pPr>
-        <w:numPr>
-          <w:ilvl w:val="0"/>
-          <w:numId w:val="1003"/>
-        </w:numPr>
-        <w:pStyle w:val="Compact"/>
-      </w:pPr>
-      <w:r>
-        <w:t xml:space="preserve">Reduce: do not bring it in</w:t>
-      </w:r>
-    </w:p>
-    <w:p>
-      <w:pPr>
-        <w:numPr>
-          <w:ilvl w:val="0"/>
-          <w:numId w:val="1003"/>
-        </w:numPr>
-        <w:pStyle w:val="Compact"/>
-      </w:pPr>
-      <w:r>
-        <w:t xml:space="preserve">Reuse: give it a second job</w:t>
-      </w:r>
-    </w:p>
-    <w:p>
-      <w:pPr>
-        <w:numPr>
-          <w:ilvl w:val="0"/>
-          <w:numId w:val="1003"/>
-        </w:numPr>
-        <w:pStyle w:val="Compact"/>
-      </w:pPr>
-      <w:r>
-        <w:t xml:space="preserve">Recycle: by the local rules, so it becomes something new</w:t>
-      </w:r>
-    </w:p>
-    <w:p>
-      <w:pPr>
-        <w:numPr>
-          <w:ilvl w:val="0"/>
-          <w:numId w:val="1003"/>
-        </w:numPr>
-        <w:pStyle w:val="Compact"/>
-      </w:pPr>
-      <w:r>
-        <w:t xml:space="preserve">Compost (</w:t>
-      </w:r>
-      <w:r>
-        <w:t xml:space="preserve">“</w:t>
-      </w:r>
-      <w:r>
-        <w:t xml:space="preserve">rot</w:t>
-      </w:r>
-      <w:r>
-        <w:t xml:space="preserve">”</w:t>
-      </w:r>
-      <w:r>
-        <w:t xml:space="preserve">): food scraps and yard waste become soil</w:t>
-      </w:r>
-    </w:p>
-    <w:p>
-      <w:pPr>
-        <w:numPr>
-          <w:ilvl w:val="0"/>
-          <w:numId w:val="1003"/>
-        </w:numPr>
-        <w:pStyle w:val="Compact"/>
-      </w:pPr>
-      <w:r>
-        <w:t xml:space="preserve">The order matters. Reduce does the least harm. Recycling still costs energy.</w:t>
-      </w:r>
-      <w:r>
-        <w:t xml:space="preserve"> </w:t>
-      </w:r>
-      <w:r>
-        <w:t xml:space="preserve">Image: four bins in a row with an arrow getting smaller from left to right.</w:t>
-      </w:r>
-    </w:p>
-    <w:p>
-      <w:pPr>
-        <w:pStyle w:val="Heading2"/>
-      </w:pPr>
       <w:bookmarkStart w:id="24" w:name="slide-4-the-local-rules"/>
       <w:r>
         <w:t xml:space="preserve">Slide 4: The local rules</w:t>
       </w:r>
       <w:bookmarkEnd w:id="24"/>
-    </w:p>
-    <w:p>
-      <w:pPr>
-        <w:numPr>
-          <w:ilvl w:val="0"/>
-          <w:numId w:val="1004"/>
-        </w:numPr>
-        <w:pStyle w:val="Compact"/>
-      </w:pPr>
-      <w:r>
-        <w:rPr>
-          <w:rStyle w:val="TeacherNote"/>
-        </w:rPr>
-        <w:t xml:space="preserve">[Sal: your town’s recycling rules, one slide: what goes in, what does not, which plastics]</w:t>
-      </w:r>
     </w:p>
     <w:p>
       <w:pPr>
